--- a/letters/01_Business_Formation_Engagement_Agreement.docx
+++ b/letters/01_Business_Formation_Engagement_Agreement.docx
@@ -565,20 +565,20 @@
           <w:sz w:val="21"/>
           <w:szCs w:val="21"/>
         </w:rPr>
-        <w:t xml:space="preserve">The total fee for the elected service is due in full at the time Client signs this Agreement, payable through the Firm's online payment portal. Advance fees are deposited into Attorney's IOLTA trust account and are not earned by Attorney until the formation filing is submitted to the Secretary of State and, if applicable, the operating agreement is delivered, whichever occurs later, consistent with Attorney's standard trust accounting practice.</w:t>
-      </w:r>
-    </w:p>
-    <w:p>
-      <w:pPr>
-        <w:spacing w:after="140" w:line="276"/>
-      </w:pPr>
-      <w:r>
-        <w:rPr>
-          <w:rFonts w:ascii="Calibri" w:cs="Calibri" w:eastAsia="Calibri" w:hAnsi="Calibri"/>
-          <w:sz w:val="21"/>
-          <w:szCs w:val="21"/>
-        </w:rPr>
-        <w:t xml:space="preserve">If Client wishes to pay in installments rather than in full at signing, Client may request an installment payment plan before signing. Any installment plan must be set up through Attorney's practice management system and requires a saved payment method on file. Amounts collected under an installment plan remain unearned advance fees held in trust until the applicable deliverable is complete, regardless of the collection schedule, and installment payments do not begin the engagement or reserve Attorney's services until the plan is approved and the first payment is processed.</w:t>
+        <w:t xml:space="preserve">The total fee for the elected service is due in full at the time Client signs this Agreement, payable through the Firm's online payment portal. Advance fees are deposited into Attorney's IOLTA trust account and are released to Attorney's operating account only as earned under the milestones in the following section.</w:t>
+      </w:r>
+    </w:p>
+    <w:p>
+      <w:pPr>
+        <w:spacing w:after="140" w:line="276"/>
+      </w:pPr>
+      <w:r>
+        <w:rPr>
+          <w:rFonts w:ascii="Calibri" w:cs="Calibri" w:eastAsia="Calibri" w:hAnsi="Calibri"/>
+          <w:sz w:val="21"/>
+          <w:szCs w:val="21"/>
+        </w:rPr>
+        <w:t xml:space="preserve">If Client wishes to pay in installments rather than in full at signing, Client may request an installment payment plan before signing. Any installment plan must be set up through Attorney's practice management system and requires a saved payment method on file. Amounts collected under an installment plan remain unearned advance fees held in trust until earned under the milestones in the following section, regardless of the collection schedule, and installment payments do not begin the engagement or reserve Attorney's services until the plan is approved and the first payment is processed.</w:t>
       </w:r>
     </w:p>
     <w:p>
@@ -607,20 +607,176 @@
           <w:sz w:val="22"/>
           <w:szCs w:val="22"/>
         </w:rPr>
-        <w:t xml:space="preserve">Section 4. Deliverables and Acceptance</w:t>
-      </w:r>
-    </w:p>
-    <w:p>
-      <w:pPr>
-        <w:spacing w:after="140" w:line="276"/>
-      </w:pPr>
-      <w:r>
-        <w:rPr>
-          <w:rFonts w:ascii="Calibri" w:cs="Calibri" w:eastAsia="Calibri" w:hAnsi="Calibri"/>
-          <w:sz w:val="21"/>
-          <w:szCs w:val="21"/>
-        </w:rPr>
-        <w:t xml:space="preserve">Client has 5 business days from the date of delivery to review the deliverable and request revisions within the scope of this engagement. The deliverable is deemed accepted if Attorney receives no written objection within that period. Revisions requested outside that window, or revisions that exceed the scope of this engagement, will be billed as an out-of-scope service at Attorney's then-current hourly rate.</w:t>
+        <w:t xml:space="preserve">Section 4. Fee Earning Milestones</w:t>
+      </w:r>
+    </w:p>
+    <w:p>
+      <w:pPr>
+        <w:spacing w:after="140" w:line="276"/>
+      </w:pPr>
+      <w:r>
+        <w:rPr>
+          <w:rFonts w:ascii="Calibri" w:cs="Calibri" w:eastAsia="Calibri" w:hAnsi="Calibri"/>
+          <w:sz w:val="21"/>
+          <w:szCs w:val="21"/>
+        </w:rPr>
+        <w:t xml:space="preserve">The fee is earned by Attorney, and transferred from the Firm's IOLTA trust account to Attorney's operating account, according to the following milestones:</w:t>
+      </w:r>
+    </w:p>
+    <w:tbl>
+      <w:tblPr>
+        <w:tblW w:type="dxa" w:w="9350"/>
+        <w:tblBorders>
+          <w:top w:val="single" w:color="auto" w:sz="4"/>
+          <w:left w:val="single" w:color="auto" w:sz="4"/>
+          <w:bottom w:val="single" w:color="auto" w:sz="4"/>
+          <w:right w:val="single" w:color="auto" w:sz="4"/>
+          <w:insideH w:val="single" w:color="auto" w:sz="4"/>
+          <w:insideV w:val="single" w:color="auto" w:sz="4"/>
+        </w:tblBorders>
+      </w:tblPr>
+      <w:tblGrid>
+        <w:gridCol w:w="6350"/>
+        <w:gridCol w:w="3000"/>
+      </w:tblGrid>
+      <w:tr>
+        <w:tc>
+          <w:tcPr>
+            <w:tcW w:type="dxa" w:w="6350"/>
+            <w:shd w:fill="1F3050" w:val="clear"/>
+          </w:tcPr>
+          <w:p>
+            <w:r>
+              <w:rPr>
+                <w:rFonts w:ascii="Calibri" w:cs="Calibri" w:eastAsia="Calibri" w:hAnsi="Calibri"/>
+                <w:b/>
+                <w:bCs/>
+                <w:color w:val="FFFFFF"/>
+                <w:sz w:val="20"/>
+                <w:szCs w:val="20"/>
+              </w:rPr>
+              <w:t xml:space="preserve">Milestone</w:t>
+            </w:r>
+          </w:p>
+        </w:tc>
+        <w:tc>
+          <w:tcPr>
+            <w:tcW w:type="dxa" w:w="3000"/>
+            <w:shd w:fill="1F3050" w:val="clear"/>
+          </w:tcPr>
+          <w:p>
+            <w:pPr>
+              <w:jc w:val="center"/>
+            </w:pPr>
+            <w:r>
+              <w:rPr>
+                <w:rFonts w:ascii="Calibri" w:cs="Calibri" w:eastAsia="Calibri" w:hAnsi="Calibri"/>
+                <w:b/>
+                <w:bCs/>
+                <w:color w:val="FFFFFF"/>
+                <w:sz w:val="20"/>
+                <w:szCs w:val="20"/>
+              </w:rPr>
+              <w:t xml:space="preserve">Portion Earned</w:t>
+            </w:r>
+          </w:p>
+        </w:tc>
+      </w:tr>
+      <w:tr>
+        <w:tc>
+          <w:tcPr>
+            <w:tcW w:type="dxa" w:w="6350"/>
+            <w:shd w:fill="FAF7F0" w:val="clear"/>
+          </w:tcPr>
+          <w:p>
+            <w:r>
+              <w:rPr>
+                <w:rFonts w:ascii="Calibri" w:cs="Calibri" w:eastAsia="Calibri" w:hAnsi="Calibri"/>
+                <w:sz w:val="20"/>
+                <w:szCs w:val="20"/>
+              </w:rPr>
+              <w:t xml:space="preserve">Submission of the formation filing with the Secretary of State</w:t>
+            </w:r>
+          </w:p>
+        </w:tc>
+        <w:tc>
+          <w:tcPr>
+            <w:tcW w:type="dxa" w:w="3000"/>
+            <w:shd w:fill="FAF7F0" w:val="clear"/>
+          </w:tcPr>
+          <w:p>
+            <w:pPr>
+              <w:jc w:val="center"/>
+            </w:pPr>
+            <w:r>
+              <w:rPr>
+                <w:rFonts w:ascii="Calibri" w:cs="Calibri" w:eastAsia="Calibri" w:hAnsi="Calibri"/>
+                <w:b/>
+                <w:bCs/>
+                <w:color w:val="1F3050"/>
+                <w:sz w:val="20"/>
+                <w:szCs w:val="20"/>
+              </w:rPr>
+              <w:t xml:space="preserve">50%</w:t>
+            </w:r>
+          </w:p>
+        </w:tc>
+      </w:tr>
+      <w:tr>
+        <w:tc>
+          <w:tcPr>
+            <w:tcW w:type="dxa" w:w="6350"/>
+            <w:shd w:fill="FFFFFF" w:val="clear"/>
+          </w:tcPr>
+          <w:p>
+            <w:r>
+              <w:rPr>
+                <w:rFonts w:ascii="Calibri" w:cs="Calibri" w:eastAsia="Calibri" w:hAnsi="Calibri"/>
+                <w:sz w:val="20"/>
+                <w:szCs w:val="20"/>
+              </w:rPr>
+              <w:t xml:space="preserve">Delivery of the remaining engagement deliverables (e.g., operating agreement, resolutions)</w:t>
+            </w:r>
+          </w:p>
+        </w:tc>
+        <w:tc>
+          <w:tcPr>
+            <w:tcW w:type="dxa" w:w="3000"/>
+            <w:shd w:fill="FFFFFF" w:val="clear"/>
+          </w:tcPr>
+          <w:p>
+            <w:pPr>
+              <w:jc w:val="center"/>
+            </w:pPr>
+            <w:r>
+              <w:rPr>
+                <w:rFonts w:ascii="Calibri" w:cs="Calibri" w:eastAsia="Calibri" w:hAnsi="Calibri"/>
+                <w:b/>
+                <w:bCs/>
+                <w:color w:val="1F3050"/>
+                <w:sz w:val="20"/>
+                <w:szCs w:val="20"/>
+              </w:rPr>
+              <w:t xml:space="preserve">50%</w:t>
+            </w:r>
+          </w:p>
+        </w:tc>
+      </w:tr>
+    </w:tbl>
+    <w:p>
+      <w:pPr>
+        <w:spacing w:after="140" w:line="276"/>
+      </w:pPr>
+      <w:r>
+        <w:rPr>
+          <w:rFonts w:ascii="Calibri" w:cs="Calibri" w:eastAsia="Calibri" w:hAnsi="Calibri"/>
+          <w:i/>
+          <w:iCs/>
+          <w:color w:val="555555"/>
+          <w:sz w:val="19"/>
+          <w:szCs w:val="19"/>
+        </w:rPr>
+        <w:t xml:space="preserve">For the Launch Ready tier, which does not include deliverables beyond the state filing, the entire fee is earned upon filing.</w:t>
       </w:r>
     </w:p>
     <w:p>
@@ -636,20 +792,20 @@
           <w:sz w:val="22"/>
           <w:szCs w:val="22"/>
         </w:rPr>
-        <w:t xml:space="preserve">Section 5. Client Responsibilities</w:t>
-      </w:r>
-    </w:p>
-    <w:p>
-      <w:pPr>
-        <w:spacing w:after="140" w:line="276"/>
-      </w:pPr>
-      <w:r>
-        <w:rPr>
-          <w:rFonts w:ascii="Calibri" w:cs="Calibri" w:eastAsia="Calibri" w:hAnsi="Calibri"/>
-          <w:sz w:val="21"/>
-          <w:szCs w:val="21"/>
-        </w:rPr>
-        <w:t xml:space="preserve">Client agrees to provide complete and accurate information necessary for Attorney to perform the services described in this Agreement, and to respond to Attorney's requests in a timely manner. Delay in providing requested information may delay delivery of the deliverable and, where applicable, may extend USPTO or state filing timelines beyond Attorney's control.</w:t>
+        <w:t xml:space="preserve">Section 5. Deliverables and Acceptance</w:t>
+      </w:r>
+    </w:p>
+    <w:p>
+      <w:pPr>
+        <w:spacing w:after="140" w:line="276"/>
+      </w:pPr>
+      <w:r>
+        <w:rPr>
+          <w:rFonts w:ascii="Calibri" w:cs="Calibri" w:eastAsia="Calibri" w:hAnsi="Calibri"/>
+          <w:sz w:val="21"/>
+          <w:szCs w:val="21"/>
+        </w:rPr>
+        <w:t xml:space="preserve">Client has 5 business days from the date of delivery to review the deliverable and request revisions within the scope of this engagement. The deliverable is deemed accepted if Attorney receives no written objection within that period. Revisions requested outside that window, or revisions that exceed the scope of this engagement, will be billed as an out-of-scope service at Attorney's then-current hourly rate.</w:t>
       </w:r>
     </w:p>
     <w:p>
@@ -665,20 +821,20 @@
           <w:sz w:val="22"/>
           <w:szCs w:val="22"/>
         </w:rPr>
-        <w:t xml:space="preserve">Section 6. Communication and Business Hours</w:t>
-      </w:r>
-    </w:p>
-    <w:p>
-      <w:pPr>
-        <w:spacing w:after="140" w:line="276"/>
-      </w:pPr>
-      <w:r>
-        <w:rPr>
-          <w:rFonts w:ascii="Calibri" w:cs="Calibri" w:eastAsia="Calibri" w:hAnsi="Calibri"/>
-          <w:sz w:val="21"/>
-          <w:szCs w:val="21"/>
-        </w:rPr>
-        <w:t xml:space="preserve">The Firm's business hours are Monday through Friday, 9:30 a.m. to 4:30 p.m. Central Time. Attorney has no obligation to respond to communications received outside of business hours, and after-hours voicemails may be deleted without response. Attorney reserves the right to bill any expedited or after-hours request at Attorney's then-current hourly rate.</w:t>
+        <w:t xml:space="preserve">Section 6. Client Responsibilities</w:t>
+      </w:r>
+    </w:p>
+    <w:p>
+      <w:pPr>
+        <w:spacing w:after="140" w:line="276"/>
+      </w:pPr>
+      <w:r>
+        <w:rPr>
+          <w:rFonts w:ascii="Calibri" w:cs="Calibri" w:eastAsia="Calibri" w:hAnsi="Calibri"/>
+          <w:sz w:val="21"/>
+          <w:szCs w:val="21"/>
+        </w:rPr>
+        <w:t xml:space="preserve">Client agrees to provide complete and accurate information necessary for Attorney to perform the services described in this Agreement, and to respond to Attorney's requests in a timely manner. Delay in providing requested information may delay delivery of the deliverable and, where applicable, may extend USPTO or state filing timelines beyond Attorney's control.</w:t>
       </w:r>
     </w:p>
     <w:p>
@@ -694,20 +850,20 @@
           <w:sz w:val="22"/>
           <w:szCs w:val="22"/>
         </w:rPr>
-        <w:t xml:space="preserve">Section 7. Confidentiality</w:t>
-      </w:r>
-    </w:p>
-    <w:p>
-      <w:pPr>
-        <w:spacing w:after="140" w:line="276"/>
-      </w:pPr>
-      <w:r>
-        <w:rPr>
-          <w:rFonts w:ascii="Calibri" w:cs="Calibri" w:eastAsia="Calibri" w:hAnsi="Calibri"/>
-          <w:sz w:val="21"/>
-          <w:szCs w:val="21"/>
-        </w:rPr>
-        <w:t xml:space="preserve">Attorney will maintain the confidentiality of information Client provides in connection with this engagement, consistent with Georgia Rule of Professional Conduct 1.6 and Texas Disciplinary Rule of Professional Conduct 1.05.</w:t>
+        <w:t xml:space="preserve">Section 7. Communication and Business Hours</w:t>
+      </w:r>
+    </w:p>
+    <w:p>
+      <w:pPr>
+        <w:spacing w:after="140" w:line="276"/>
+      </w:pPr>
+      <w:r>
+        <w:rPr>
+          <w:rFonts w:ascii="Calibri" w:cs="Calibri" w:eastAsia="Calibri" w:hAnsi="Calibri"/>
+          <w:sz w:val="21"/>
+          <w:szCs w:val="21"/>
+        </w:rPr>
+        <w:t xml:space="preserve">The Firm's business hours are Monday through Friday, 9:30 a.m. to 4:30 p.m. Central Time. Attorney has no obligation to respond to communications received outside of business hours, and after-hours voicemails may be deleted without response. Attorney reserves the right to bill any expedited or after-hours request at Attorney's then-current hourly rate.</w:t>
       </w:r>
     </w:p>
     <w:p>
@@ -723,20 +879,20 @@
           <w:sz w:val="22"/>
           <w:szCs w:val="22"/>
         </w:rPr>
-        <w:t xml:space="preserve">Section 8. Termination</w:t>
-      </w:r>
-    </w:p>
-    <w:p>
-      <w:pPr>
-        <w:spacing w:after="140" w:line="276"/>
-      </w:pPr>
-      <w:r>
-        <w:rPr>
-          <w:rFonts w:ascii="Calibri" w:cs="Calibri" w:eastAsia="Calibri" w:hAnsi="Calibri"/>
-          <w:sz w:val="21"/>
-          <w:szCs w:val="21"/>
-        </w:rPr>
-        <w:t xml:space="preserve">Either Party may terminate this Agreement as provided under Georgia Rule of Professional Conduct 1.16 and Texas Disciplinary Rule of Professional Conduct 1.15. Fees for work performed prior to termination are earned and non-refundable. Any unearned trust deposit will be refunded to Client following termination.</w:t>
+        <w:t xml:space="preserve">Section 8. Confidentiality</w:t>
+      </w:r>
+    </w:p>
+    <w:p>
+      <w:pPr>
+        <w:spacing w:after="140" w:line="276"/>
+      </w:pPr>
+      <w:r>
+        <w:rPr>
+          <w:rFonts w:ascii="Calibri" w:cs="Calibri" w:eastAsia="Calibri" w:hAnsi="Calibri"/>
+          <w:sz w:val="21"/>
+          <w:szCs w:val="21"/>
+        </w:rPr>
+        <w:t xml:space="preserve">Attorney will maintain the confidentiality of information Client provides in connection with this engagement, consistent with Georgia Rule of Professional Conduct 1.6 and Texas Disciplinary Rule of Professional Conduct 1.05.</w:t>
       </w:r>
     </w:p>
     <w:p>
@@ -752,20 +908,20 @@
           <w:sz w:val="22"/>
           <w:szCs w:val="22"/>
         </w:rPr>
-        <w:t xml:space="preserve">Section 9. Malpractice Insurance Disclosure</w:t>
-      </w:r>
-    </w:p>
-    <w:p>
-      <w:pPr>
-        <w:spacing w:after="140" w:line="276"/>
-      </w:pPr>
-      <w:r>
-        <w:rPr>
-          <w:rFonts w:ascii="Calibri" w:cs="Calibri" w:eastAsia="Calibri" w:hAnsi="Calibri"/>
-          <w:sz w:val="21"/>
-          <w:szCs w:val="21"/>
-        </w:rPr>
-        <w:t xml:space="preserve">Attorney carries professional liability (malpractice) insurance.</w:t>
+        <w:t xml:space="preserve">Section 9. Termination</w:t>
+      </w:r>
+    </w:p>
+    <w:p>
+      <w:pPr>
+        <w:spacing w:after="140" w:line="276"/>
+      </w:pPr>
+      <w:r>
+        <w:rPr>
+          <w:rFonts w:ascii="Calibri" w:cs="Calibri" w:eastAsia="Calibri" w:hAnsi="Calibri"/>
+          <w:sz w:val="21"/>
+          <w:szCs w:val="21"/>
+        </w:rPr>
+        <w:t xml:space="preserve">Either Party may terminate this Agreement as provided under Georgia Rule of Professional Conduct 1.16 and Texas Disciplinary Rule of Professional Conduct 1.15. Fees for work performed prior to termination are earned and non-refundable. Any unearned trust deposit will be refunded to Client following termination.</w:t>
       </w:r>
     </w:p>
     <w:p>
@@ -781,20 +937,20 @@
           <w:sz w:val="22"/>
           <w:szCs w:val="22"/>
         </w:rPr>
-        <w:t xml:space="preserve">Section 10. Dispute Resolution</w:t>
-      </w:r>
-    </w:p>
-    <w:p>
-      <w:pPr>
-        <w:spacing w:after="140" w:line="276"/>
-      </w:pPr>
-      <w:r>
-        <w:rPr>
-          <w:rFonts w:ascii="Calibri" w:cs="Calibri" w:eastAsia="Calibri" w:hAnsi="Calibri"/>
-          <w:sz w:val="21"/>
-          <w:szCs w:val="21"/>
-        </w:rPr>
-        <w:t xml:space="preserve">Any dispute regarding fees arising under this Agreement is subject to a seven (7) day written notice period as a good faith prerequisite to formal proceedings. If the dispute is not resolved within that period, it will be submitted to binding arbitration administered under the State Bar of Texas fee dispute and arbitration procedures, before a single arbitrator, with each Party bearing its own costs and fees. Both Parties waive the right to a jury trial.</w:t>
+        <w:t xml:space="preserve">Section 10. Malpractice Insurance Disclosure</w:t>
+      </w:r>
+    </w:p>
+    <w:p>
+      <w:pPr>
+        <w:spacing w:after="140" w:line="276"/>
+      </w:pPr>
+      <w:r>
+        <w:rPr>
+          <w:rFonts w:ascii="Calibri" w:cs="Calibri" w:eastAsia="Calibri" w:hAnsi="Calibri"/>
+          <w:sz w:val="21"/>
+          <w:szCs w:val="21"/>
+        </w:rPr>
+        <w:t xml:space="preserve">Attorney carries professional liability (malpractice) insurance.</w:t>
       </w:r>
     </w:p>
     <w:p>
@@ -810,53 +966,20 @@
           <w:sz w:val="22"/>
           <w:szCs w:val="22"/>
         </w:rPr>
-        <w:t xml:space="preserve">Section 11. Governing Law</w:t>
-      </w:r>
-    </w:p>
-    <w:p>
-      <w:pPr>
-        <w:spacing w:after="60" w:before="100"/>
-      </w:pPr>
-      <w:r>
-        <w:rPr>
-          <w:rFonts w:ascii="Calibri" w:cs="Calibri" w:eastAsia="Calibri" w:hAnsi="Calibri"/>
-          <w:sz w:val="21"/>
-          <w:szCs w:val="21"/>
-        </w:rPr>
-        <w:t xml:space="preserve">☐  </w:t>
-      </w:r>
-      <w:r>
-        <w:rPr>
-          <w:rFonts w:ascii="Calibri" w:cs="Calibri" w:eastAsia="Calibri" w:hAnsi="Calibri"/>
-          <w:b w:val="false"/>
-          <w:bCs w:val="false"/>
-          <w:sz w:val="21"/>
-          <w:szCs w:val="21"/>
-        </w:rPr>
-        <w:t xml:space="preserve">Client's state of residence and governing law for this engagement is Georgia</w:t>
-      </w:r>
-    </w:p>
-    <w:p>
-      <w:pPr>
-        <w:spacing w:after="60" w:before="100"/>
-      </w:pPr>
-      <w:r>
-        <w:rPr>
-          <w:rFonts w:ascii="Calibri" w:cs="Calibri" w:eastAsia="Calibri" w:hAnsi="Calibri"/>
-          <w:sz w:val="21"/>
-          <w:szCs w:val="21"/>
-        </w:rPr>
-        <w:t xml:space="preserve">☐  </w:t>
-      </w:r>
-      <w:r>
-        <w:rPr>
-          <w:rFonts w:ascii="Calibri" w:cs="Calibri" w:eastAsia="Calibri" w:hAnsi="Calibri"/>
-          <w:b w:val="false"/>
-          <w:bCs w:val="false"/>
-          <w:sz w:val="21"/>
-          <w:szCs w:val="21"/>
-        </w:rPr>
-        <w:t xml:space="preserve">Client's state of residence and governing law for this engagement is Texas</w:t>
+        <w:t xml:space="preserve">Section 11. Dispute Resolution</w:t>
+      </w:r>
+    </w:p>
+    <w:p>
+      <w:pPr>
+        <w:spacing w:after="140" w:line="276"/>
+      </w:pPr>
+      <w:r>
+        <w:rPr>
+          <w:rFonts w:ascii="Calibri" w:cs="Calibri" w:eastAsia="Calibri" w:hAnsi="Calibri"/>
+          <w:sz w:val="21"/>
+          <w:szCs w:val="21"/>
+        </w:rPr>
+        <w:t xml:space="preserve">Any dispute regarding fees arising under this Agreement is subject to a seven (7) day written notice period as a good faith prerequisite to formal proceedings. If the dispute is not resolved within that period, it will be submitted to binding arbitration administered under the State Bar of Texas fee dispute and arbitration procedures, before a single arbitrator, with each Party bearing its own costs and fees. Both Parties waive the right to a jury trial.</w:t>
       </w:r>
     </w:p>
     <w:p>
@@ -872,7 +995,69 @@
           <w:sz w:val="22"/>
           <w:szCs w:val="22"/>
         </w:rPr>
-        <w:t xml:space="preserve">Section 12. Entire Agreement</w:t>
+        <w:t xml:space="preserve">Section 12. Governing Law</w:t>
+      </w:r>
+    </w:p>
+    <w:p>
+      <w:pPr>
+        <w:spacing w:after="60" w:before="100"/>
+      </w:pPr>
+      <w:r>
+        <w:rPr>
+          <w:rFonts w:ascii="Calibri" w:cs="Calibri" w:eastAsia="Calibri" w:hAnsi="Calibri"/>
+          <w:sz w:val="21"/>
+          <w:szCs w:val="21"/>
+        </w:rPr>
+        <w:t xml:space="preserve">☐  </w:t>
+      </w:r>
+      <w:r>
+        <w:rPr>
+          <w:rFonts w:ascii="Calibri" w:cs="Calibri" w:eastAsia="Calibri" w:hAnsi="Calibri"/>
+          <w:b w:val="false"/>
+          <w:bCs w:val="false"/>
+          <w:sz w:val="21"/>
+          <w:szCs w:val="21"/>
+        </w:rPr>
+        <w:t xml:space="preserve">Client's state of residence and governing law for this engagement is Georgia</w:t>
+      </w:r>
+    </w:p>
+    <w:p>
+      <w:pPr>
+        <w:spacing w:after="60" w:before="100"/>
+      </w:pPr>
+      <w:r>
+        <w:rPr>
+          <w:rFonts w:ascii="Calibri" w:cs="Calibri" w:eastAsia="Calibri" w:hAnsi="Calibri"/>
+          <w:sz w:val="21"/>
+          <w:szCs w:val="21"/>
+        </w:rPr>
+        <w:t xml:space="preserve">☐  </w:t>
+      </w:r>
+      <w:r>
+        <w:rPr>
+          <w:rFonts w:ascii="Calibri" w:cs="Calibri" w:eastAsia="Calibri" w:hAnsi="Calibri"/>
+          <w:b w:val="false"/>
+          <w:bCs w:val="false"/>
+          <w:sz w:val="21"/>
+          <w:szCs w:val="21"/>
+        </w:rPr>
+        <w:t xml:space="preserve">Client's state of residence and governing law for this engagement is Texas</w:t>
+      </w:r>
+    </w:p>
+    <w:p>
+      <w:pPr>
+        <w:spacing w:after="100" w:before="200"/>
+      </w:pPr>
+      <w:r>
+        <w:rPr>
+          <w:rFonts w:ascii="Calibri" w:cs="Calibri" w:eastAsia="Calibri" w:hAnsi="Calibri"/>
+          <w:b/>
+          <w:bCs/>
+          <w:color w:val="1F3050"/>
+          <w:sz w:val="22"/>
+          <w:szCs w:val="22"/>
+        </w:rPr>
+        <w:t xml:space="preserve">Section 13. Entire Agreement</w:t>
       </w:r>
     </w:p>
     <w:p>
